--- a/Shahzaib Khan.docx
+++ b/Shahzaib Khan.docx
@@ -4,6 +4,9 @@
   <w:body>
     <w:p>
       <w:pPr>
+        <w:tabs>
+          <w:tab w:val="left" w:pos="450"/>
+        </w:tabs>
         <w:spacing w:after="0"/>
         <w:contextualSpacing/>
         <w:rPr>
@@ -667,7 +670,6 @@
           <w:showingPlcHdr/>
           <w15:appearance w15:val="hidden"/>
         </w:sdtPr>
-        <w:sdtEndPr/>
         <w:sdtContent>
           <w:r>
             <w:rPr>
@@ -2565,7 +2567,42 @@
           <w:iCs/>
           <w:color w:val="000000"/>
         </w:rPr>
-        <w:t>s (In Press).</w:t>
+        <w:t>s</w:t>
+      </w:r>
+      <w:r>
+        <w:rPr>
+          <w:rFonts w:ascii="Times New Roman" w:eastAsia="Arial" w:hAnsi="Times New Roman" w:cs="Times New Roman"/>
+          <w:i/>
+          <w:iCs/>
+          <w:color w:val="000000"/>
+        </w:rPr>
+        <w:t xml:space="preserve">, </w:t>
+      </w:r>
+      <w:r>
+        <w:rPr>
+          <w:rFonts w:ascii="Times New Roman" w:eastAsia="Arial" w:hAnsi="Times New Roman" w:cs="Times New Roman"/>
+          <w:color w:val="000000"/>
+        </w:rPr>
+        <w:t xml:space="preserve">53, e2026GL124090. </w:t>
+      </w:r>
+      <w:hyperlink r:id="rId30" w:history="1">
+        <w:r>
+          <w:rPr>
+            <w:rStyle w:val="Hyperlink"/>
+            <w:rFonts w:ascii="Times New Roman" w:eastAsia="Arial" w:hAnsi="Times New Roman" w:cs="Times New Roman"/>
+            <w:color w:val="7F7F7F" w:themeColor="text1" w:themeTint="80"/>
+          </w:rPr>
+          <w:t>https://doi.org/10.1029/2026GL124090</w:t>
+        </w:r>
+      </w:hyperlink>
+      <w:r>
+        <w:rPr>
+          <w:rFonts w:ascii="Times New Roman" w:eastAsia="Arial" w:hAnsi="Times New Roman" w:cs="Times New Roman"/>
+          <w:i/>
+          <w:iCs/>
+          <w:color w:val="000000"/>
+        </w:rPr>
+        <w:t>.</w:t>
       </w:r>
     </w:p>
     <w:p>
@@ -2743,7 +2780,7 @@
         </w:rPr>
         <w:t xml:space="preserve"> </w:t>
       </w:r>
-      <w:hyperlink r:id="rId30" w:history="1">
+      <w:hyperlink r:id="rId31" w:history="1">
         <w:r>
           <w:rPr>
             <w:rStyle w:val="Hyperlink"/>
@@ -2884,7 +2921,7 @@
         </w:rPr>
         <w:t xml:space="preserve"> </w:t>
       </w:r>
-      <w:hyperlink r:id="rId31" w:history="1">
+      <w:hyperlink r:id="rId32" w:history="1">
         <w:r>
           <w:rPr>
             <w:rStyle w:val="Hyperlink"/>
@@ -2990,7 +3027,7 @@
         </w:rPr>
         <w:t xml:space="preserve">, </w:t>
       </w:r>
-      <w:hyperlink r:id="rId32" w:history="1">
+      <w:hyperlink r:id="rId33" w:history="1">
         <w:r>
           <w:rPr>
             <w:rStyle w:val="Hyperlink"/>
@@ -3064,7 +3101,7 @@
         </w:rPr>
         <w:t xml:space="preserve">. </w:t>
       </w:r>
-      <w:hyperlink r:id="rId33" w:history="1">
+      <w:hyperlink r:id="rId34" w:history="1">
         <w:r>
           <w:rPr>
             <w:rStyle w:val="Hyperlink"/>
@@ -3215,7 +3252,7 @@
         </w:rPr>
         <w:t xml:space="preserve"> </w:t>
       </w:r>
-      <w:hyperlink r:id="rId34" w:history="1">
+      <w:hyperlink r:id="rId35" w:history="1">
         <w:r>
           <w:rPr>
             <w:rStyle w:val="Hyperlink"/>
@@ -3341,7 +3378,7 @@
         </w:rPr>
         <w:t xml:space="preserve">, </w:t>
       </w:r>
-      <w:hyperlink r:id="rId35" w:history="1">
+      <w:hyperlink r:id="rId36" w:history="1">
         <w:r>
           <w:rPr>
             <w:rStyle w:val="Hyperlink"/>
@@ -3505,7 +3542,7 @@
         </w:rPr>
         <w:t xml:space="preserve">, </w:t>
       </w:r>
-      <w:hyperlink r:id="rId36" w:history="1">
+      <w:hyperlink r:id="rId37" w:history="1">
         <w:r>
           <w:rPr>
             <w:rStyle w:val="Hyperlink"/>
@@ -3606,7 +3643,7 @@
         </w:rPr>
         <w:t xml:space="preserve">, </w:t>
       </w:r>
-      <w:hyperlink r:id="rId37" w:history="1">
+      <w:hyperlink r:id="rId38" w:history="1">
         <w:r>
           <w:rPr>
             <w:rStyle w:val="Hyperlink"/>
@@ -3779,7 +3816,7 @@
         </w:rPr>
         <w:t xml:space="preserve"> </w:t>
       </w:r>
-      <w:hyperlink r:id="rId38" w:history="1">
+      <w:hyperlink r:id="rId39" w:history="1">
         <w:r>
           <w:rPr>
             <w:rStyle w:val="Hyperlink"/>
@@ -3864,7 +3901,7 @@
         </w:rPr>
         <w:t xml:space="preserve">IEEE JSTARS. </w:t>
       </w:r>
-      <w:hyperlink r:id="rId39" w:history="1">
+      <w:hyperlink r:id="rId40" w:history="1">
         <w:r>
           <w:rPr>
             <w:rStyle w:val="Hyperlink"/>
@@ -4009,7 +4046,7 @@
         </w:rPr>
         <w:t xml:space="preserve">Environmental Modeling and Software. </w:t>
       </w:r>
-      <w:hyperlink r:id="rId40" w:history="1">
+      <w:hyperlink r:id="rId41" w:history="1">
         <w:r>
           <w:rPr>
             <w:rStyle w:val="Hyperlink"/>
@@ -4101,7 +4138,7 @@
         </w:rPr>
         <w:t xml:space="preserve">. </w:t>
       </w:r>
-      <w:hyperlink r:id="rId41" w:history="1">
+      <w:hyperlink r:id="rId42" w:history="1">
         <w:r>
           <w:rPr>
             <w:rStyle w:val="Hyperlink"/>
@@ -6458,161 +6495,6 @@
         </w:rPr>
         <w:t xml:space="preserve"> </w:t>
       </w:r>
-      <w:hyperlink r:id="rId42" w:history="1">
-        <w:r>
-          <w:rPr>
-            <w:rStyle w:val="Hyperlink"/>
-            <w:rFonts w:ascii="Times New Roman" w:eastAsia="Arial" w:hAnsi="Times New Roman" w:cs="Times New Roman"/>
-            <w:i/>
-            <w:iCs/>
-            <w:color w:val="7F7F7F" w:themeColor="text1" w:themeTint="80"/>
-          </w:rPr>
-          <w:t>Link</w:t>
-        </w:r>
-      </w:hyperlink>
-    </w:p>
-    <w:p>
-      <w:pPr>
-        <w:ind w:left="360" w:hanging="360"/>
-        <w:contextualSpacing/>
-        <w:jc w:val="both"/>
-        <w:rPr>
-          <w:rFonts w:ascii="Times New Roman" w:eastAsia="Arial" w:hAnsi="Times New Roman" w:cs="Times New Roman"/>
-          <w:color w:val="000000"/>
-        </w:rPr>
-      </w:pPr>
-      <w:r>
-        <w:rPr>
-          <w:rFonts w:ascii="Times New Roman" w:eastAsia="Arial" w:hAnsi="Times New Roman" w:cs="Times New Roman"/>
-          <w:color w:val="000000"/>
-        </w:rPr>
-        <w:t>2.</w:t>
-      </w:r>
-      <w:r>
-        <w:rPr>
-          <w:rFonts w:ascii="Times New Roman" w:eastAsia="Arial" w:hAnsi="Times New Roman" w:cs="Times New Roman"/>
-          <w:color w:val="000000"/>
-        </w:rPr>
-        <w:tab/>
-      </w:r>
-      <w:r>
-        <w:rPr>
-          <w:rFonts w:ascii="Times New Roman" w:eastAsia="Arial" w:hAnsi="Times New Roman" w:cs="Times New Roman"/>
-          <w:color w:val="000000"/>
-        </w:rPr>
-        <w:t>F. Hossain,</w:t>
-      </w:r>
-      <w:r>
-        <w:rPr>
-          <w:rFonts w:ascii="Times New Roman" w:eastAsia="Arial" w:hAnsi="Times New Roman" w:cs="Times New Roman"/>
-          <w:color w:val="000000"/>
-        </w:rPr>
-        <w:t xml:space="preserve"> P. Das</w:t>
-      </w:r>
-      <w:r>
-        <w:rPr>
-          <w:rFonts w:ascii="Times New Roman" w:eastAsia="Arial" w:hAnsi="Times New Roman" w:cs="Times New Roman"/>
-          <w:color w:val="000000"/>
-        </w:rPr>
-        <w:t>,</w:t>
-      </w:r>
-      <w:r>
-        <w:rPr>
-          <w:rFonts w:ascii="Times New Roman" w:eastAsia="Arial" w:hAnsi="Times New Roman" w:cs="Times New Roman"/>
-          <w:color w:val="000000"/>
-        </w:rPr>
-        <w:t xml:space="preserve"> G. </w:t>
-      </w:r>
-      <w:proofErr w:type="spellStart"/>
-      <w:r>
-        <w:rPr>
-          <w:rFonts w:ascii="Times New Roman" w:eastAsia="Arial" w:hAnsi="Times New Roman" w:cs="Times New Roman"/>
-          <w:color w:val="000000"/>
-        </w:rPr>
-        <w:t>Brencher</w:t>
-      </w:r>
-      <w:proofErr w:type="spellEnd"/>
-      <w:r>
-        <w:rPr>
-          <w:rFonts w:ascii="Times New Roman" w:eastAsia="Arial" w:hAnsi="Times New Roman" w:cs="Times New Roman"/>
-          <w:color w:val="000000"/>
-        </w:rPr>
-        <w:t>,</w:t>
-      </w:r>
-      <w:r>
-        <w:rPr>
-          <w:rFonts w:ascii="Times New Roman" w:eastAsia="Arial" w:hAnsi="Times New Roman" w:cs="Times New Roman"/>
-          <w:color w:val="000000"/>
-        </w:rPr>
-        <w:t xml:space="preserve"> </w:t>
-      </w:r>
-      <w:r>
-        <w:rPr>
-          <w:rFonts w:ascii="Times New Roman" w:eastAsia="Arial" w:hAnsi="Times New Roman" w:cs="Times New Roman"/>
-          <w:color w:val="000000"/>
-        </w:rPr>
-        <w:t>H. Conr</w:t>
-      </w:r>
-      <w:r>
-        <w:rPr>
-          <w:rFonts w:ascii="Times New Roman" w:eastAsia="Arial" w:hAnsi="Times New Roman" w:cs="Times New Roman"/>
-          <w:color w:val="000000"/>
-        </w:rPr>
-        <w:t xml:space="preserve">oy, G. Darkwah, A. McCall, S. Minocha, </w:t>
-      </w:r>
-      <w:r>
-        <w:rPr>
-          <w:rFonts w:ascii="Times New Roman" w:eastAsia="Arial" w:hAnsi="Times New Roman" w:cs="Times New Roman"/>
-          <w:color w:val="000000"/>
-        </w:rPr>
-        <w:t xml:space="preserve">G. Schelepp, S. Yao, </w:t>
-      </w:r>
-      <w:r>
-        <w:rPr>
-          <w:rFonts w:ascii="Times New Roman" w:eastAsia="Arial" w:hAnsi="Times New Roman" w:cs="Times New Roman"/>
-          <w:b/>
-          <w:bCs/>
-          <w:color w:val="000000"/>
-        </w:rPr>
-        <w:t>S. Khan</w:t>
-      </w:r>
-      <w:r>
-        <w:rPr>
-          <w:rFonts w:ascii="Times New Roman" w:eastAsia="Arial" w:hAnsi="Times New Roman" w:cs="Times New Roman"/>
-          <w:color w:val="000000"/>
-        </w:rPr>
-        <w:t xml:space="preserve">, </w:t>
-      </w:r>
-      <w:r>
-        <w:rPr>
-          <w:rFonts w:ascii="Times New Roman" w:eastAsia="Arial" w:hAnsi="Times New Roman" w:cs="Times New Roman"/>
-          <w:color w:val="000000"/>
-        </w:rPr>
-        <w:t xml:space="preserve">A satellite remote sensing perspective on water resources. In </w:t>
-      </w:r>
-      <w:r>
-        <w:rPr>
-          <w:rFonts w:ascii="Times New Roman" w:eastAsia="Arial" w:hAnsi="Times New Roman" w:cs="Times New Roman"/>
-          <w:i/>
-          <w:iCs/>
-          <w:color w:val="000000"/>
-        </w:rPr>
-        <w:t>International Water Power and Dam Construction</w:t>
-      </w:r>
-      <w:r>
-        <w:rPr>
-          <w:rFonts w:ascii="Times New Roman" w:eastAsia="Arial" w:hAnsi="Times New Roman" w:cs="Times New Roman"/>
-          <w:color w:val="000000"/>
-        </w:rPr>
-        <w:t>, 2023.</w:t>
-      </w:r>
-      <w:r>
-        <w:rPr>
-          <w:rFonts w:ascii="Times New Roman" w:eastAsia="Arial" w:hAnsi="Times New Roman" w:cs="Times New Roman"/>
-          <w:color w:val="000000"/>
-        </w:rPr>
-        <w:t xml:space="preserve"> </w:t>
-      </w:r>
       <w:hyperlink r:id="rId43" w:history="1">
         <w:r>
           <w:rPr>
@@ -6641,7 +6523,7 @@
           <w:rFonts w:ascii="Times New Roman" w:eastAsia="Arial" w:hAnsi="Times New Roman" w:cs="Times New Roman"/>
           <w:color w:val="000000"/>
         </w:rPr>
-        <w:t>1.</w:t>
+        <w:t>2.</w:t>
       </w:r>
       <w:r>
         <w:rPr>
@@ -6655,14 +6537,72 @@
           <w:rFonts w:ascii="Times New Roman" w:eastAsia="Arial" w:hAnsi="Times New Roman" w:cs="Times New Roman"/>
           <w:color w:val="000000"/>
         </w:rPr>
-        <w:t>P. Das,</w:t>
-      </w:r>
-      <w:r>
-        <w:rPr>
-          <w:rFonts w:ascii="Times New Roman" w:eastAsia="Arial" w:hAnsi="Times New Roman" w:cs="Times New Roman"/>
-          <w:color w:val="000000"/>
-        </w:rPr>
-        <w:t xml:space="preserve"> F. Hossain, H. B. Helgason, and </w:t>
+        <w:t>F. Hossain,</w:t>
+      </w:r>
+      <w:r>
+        <w:rPr>
+          <w:rFonts w:ascii="Times New Roman" w:eastAsia="Arial" w:hAnsi="Times New Roman" w:cs="Times New Roman"/>
+          <w:color w:val="000000"/>
+        </w:rPr>
+        <w:t xml:space="preserve"> P. Das</w:t>
+      </w:r>
+      <w:r>
+        <w:rPr>
+          <w:rFonts w:ascii="Times New Roman" w:eastAsia="Arial" w:hAnsi="Times New Roman" w:cs="Times New Roman"/>
+          <w:color w:val="000000"/>
+        </w:rPr>
+        <w:t>,</w:t>
+      </w:r>
+      <w:r>
+        <w:rPr>
+          <w:rFonts w:ascii="Times New Roman" w:eastAsia="Arial" w:hAnsi="Times New Roman" w:cs="Times New Roman"/>
+          <w:color w:val="000000"/>
+        </w:rPr>
+        <w:t xml:space="preserve"> G. </w:t>
+      </w:r>
+      <w:proofErr w:type="spellStart"/>
+      <w:r>
+        <w:rPr>
+          <w:rFonts w:ascii="Times New Roman" w:eastAsia="Arial" w:hAnsi="Times New Roman" w:cs="Times New Roman"/>
+          <w:color w:val="000000"/>
+        </w:rPr>
+        <w:t>Brencher</w:t>
+      </w:r>
+      <w:proofErr w:type="spellEnd"/>
+      <w:r>
+        <w:rPr>
+          <w:rFonts w:ascii="Times New Roman" w:eastAsia="Arial" w:hAnsi="Times New Roman" w:cs="Times New Roman"/>
+          <w:color w:val="000000"/>
+        </w:rPr>
+        <w:t>,</w:t>
+      </w:r>
+      <w:r>
+        <w:rPr>
+          <w:rFonts w:ascii="Times New Roman" w:eastAsia="Arial" w:hAnsi="Times New Roman" w:cs="Times New Roman"/>
+          <w:color w:val="000000"/>
+        </w:rPr>
+        <w:t xml:space="preserve"> </w:t>
+      </w:r>
+      <w:r>
+        <w:rPr>
+          <w:rFonts w:ascii="Times New Roman" w:eastAsia="Arial" w:hAnsi="Times New Roman" w:cs="Times New Roman"/>
+          <w:color w:val="000000"/>
+        </w:rPr>
+        <w:t>H. Conr</w:t>
+      </w:r>
+      <w:r>
+        <w:rPr>
+          <w:rFonts w:ascii="Times New Roman" w:eastAsia="Arial" w:hAnsi="Times New Roman" w:cs="Times New Roman"/>
+          <w:color w:val="000000"/>
+        </w:rPr>
+        <w:t xml:space="preserve">oy, G. Darkwah, A. McCall, S. Minocha, </w:t>
+      </w:r>
+      <w:r>
+        <w:rPr>
+          <w:rFonts w:ascii="Times New Roman" w:eastAsia="Arial" w:hAnsi="Times New Roman" w:cs="Times New Roman"/>
+          <w:color w:val="000000"/>
+        </w:rPr>
+        <w:t xml:space="preserve">G. Schelepp, S. Yao, </w:t>
       </w:r>
       <w:r>
         <w:rPr>
@@ -6678,49 +6618,14 @@
           <w:rFonts w:ascii="Times New Roman" w:eastAsia="Arial" w:hAnsi="Times New Roman" w:cs="Times New Roman"/>
           <w:color w:val="000000"/>
         </w:rPr>
-        <w:t xml:space="preserve">. Satellites over the </w:t>
-      </w:r>
-      <w:r>
-        <w:rPr>
-          <w:rFonts w:ascii="Times New Roman" w:eastAsia="Arial" w:hAnsi="Times New Roman" w:cs="Times New Roman"/>
-          <w:color w:val="000000"/>
-        </w:rPr>
-        <w:t>A</w:t>
-      </w:r>
-      <w:r>
-        <w:rPr>
-          <w:rFonts w:ascii="Times New Roman" w:eastAsia="Arial" w:hAnsi="Times New Roman" w:cs="Times New Roman"/>
-          <w:color w:val="000000"/>
-        </w:rPr>
-        <w:t xml:space="preserve">mazon capture the choking of the ‘house of god’ by the </w:t>
-      </w:r>
-      <w:r>
-        <w:rPr>
-          <w:rFonts w:ascii="Times New Roman" w:eastAsia="Arial" w:hAnsi="Times New Roman" w:cs="Times New Roman"/>
-          <w:color w:val="000000"/>
-        </w:rPr>
-        <w:t>B</w:t>
-      </w:r>
-      <w:r>
-        <w:rPr>
-          <w:rFonts w:ascii="Times New Roman" w:eastAsia="Arial" w:hAnsi="Times New Roman" w:cs="Times New Roman"/>
-          <w:color w:val="000000"/>
-        </w:rPr>
-        <w:t xml:space="preserve">elo </w:t>
-      </w:r>
-      <w:r>
-        <w:rPr>
-          <w:rFonts w:ascii="Times New Roman" w:eastAsia="Arial" w:hAnsi="Times New Roman" w:cs="Times New Roman"/>
-          <w:color w:val="000000"/>
-        </w:rPr>
-        <w:t>M</w:t>
-      </w:r>
-      <w:r>
-        <w:rPr>
-          <w:rFonts w:ascii="Times New Roman" w:eastAsia="Arial" w:hAnsi="Times New Roman" w:cs="Times New Roman"/>
-          <w:color w:val="000000"/>
-        </w:rPr>
-        <w:t xml:space="preserve">onte dam – they can help find solutions, too. In </w:t>
+        <w:t xml:space="preserve">, </w:t>
+      </w:r>
+      <w:r>
+        <w:rPr>
+          <w:rFonts w:ascii="Times New Roman" w:eastAsia="Arial" w:hAnsi="Times New Roman" w:cs="Times New Roman"/>
+          <w:color w:val="000000"/>
+        </w:rPr>
+        <w:t xml:space="preserve">A satellite remote sensing perspective on water resources. In </w:t>
       </w:r>
       <w:r>
         <w:rPr>
@@ -6729,6 +6634,138 @@
           <w:iCs/>
           <w:color w:val="000000"/>
         </w:rPr>
+        <w:t>International Water Power and Dam Construction</w:t>
+      </w:r>
+      <w:r>
+        <w:rPr>
+          <w:rFonts w:ascii="Times New Roman" w:eastAsia="Arial" w:hAnsi="Times New Roman" w:cs="Times New Roman"/>
+          <w:color w:val="000000"/>
+        </w:rPr>
+        <w:t>, 2023.</w:t>
+      </w:r>
+      <w:r>
+        <w:rPr>
+          <w:rFonts w:ascii="Times New Roman" w:eastAsia="Arial" w:hAnsi="Times New Roman" w:cs="Times New Roman"/>
+          <w:color w:val="000000"/>
+        </w:rPr>
+        <w:t xml:space="preserve"> </w:t>
+      </w:r>
+      <w:hyperlink r:id="rId44" w:history="1">
+        <w:r>
+          <w:rPr>
+            <w:rStyle w:val="Hyperlink"/>
+            <w:rFonts w:ascii="Times New Roman" w:eastAsia="Arial" w:hAnsi="Times New Roman" w:cs="Times New Roman"/>
+            <w:i/>
+            <w:iCs/>
+            <w:color w:val="7F7F7F" w:themeColor="text1" w:themeTint="80"/>
+          </w:rPr>
+          <w:t>Link</w:t>
+        </w:r>
+      </w:hyperlink>
+    </w:p>
+    <w:p>
+      <w:pPr>
+        <w:ind w:left="360" w:hanging="360"/>
+        <w:contextualSpacing/>
+        <w:jc w:val="both"/>
+        <w:rPr>
+          <w:rFonts w:ascii="Times New Roman" w:eastAsia="Arial" w:hAnsi="Times New Roman" w:cs="Times New Roman"/>
+          <w:color w:val="000000"/>
+        </w:rPr>
+      </w:pPr>
+      <w:r>
+        <w:rPr>
+          <w:rFonts w:ascii="Times New Roman" w:eastAsia="Arial" w:hAnsi="Times New Roman" w:cs="Times New Roman"/>
+          <w:color w:val="000000"/>
+        </w:rPr>
+        <w:t>1.</w:t>
+      </w:r>
+      <w:r>
+        <w:rPr>
+          <w:rFonts w:ascii="Times New Roman" w:eastAsia="Arial" w:hAnsi="Times New Roman" w:cs="Times New Roman"/>
+          <w:color w:val="000000"/>
+        </w:rPr>
+        <w:tab/>
+      </w:r>
+      <w:r>
+        <w:rPr>
+          <w:rFonts w:ascii="Times New Roman" w:eastAsia="Arial" w:hAnsi="Times New Roman" w:cs="Times New Roman"/>
+          <w:color w:val="000000"/>
+        </w:rPr>
+        <w:t>P. Das,</w:t>
+      </w:r>
+      <w:r>
+        <w:rPr>
+          <w:rFonts w:ascii="Times New Roman" w:eastAsia="Arial" w:hAnsi="Times New Roman" w:cs="Times New Roman"/>
+          <w:color w:val="000000"/>
+        </w:rPr>
+        <w:t xml:space="preserve"> F. Hossain, H. B. Helgason, and </w:t>
+      </w:r>
+      <w:r>
+        <w:rPr>
+          <w:rFonts w:ascii="Times New Roman" w:eastAsia="Arial" w:hAnsi="Times New Roman" w:cs="Times New Roman"/>
+          <w:b/>
+          <w:bCs/>
+          <w:color w:val="000000"/>
+        </w:rPr>
+        <w:t>S. Khan</w:t>
+      </w:r>
+      <w:r>
+        <w:rPr>
+          <w:rFonts w:ascii="Times New Roman" w:eastAsia="Arial" w:hAnsi="Times New Roman" w:cs="Times New Roman"/>
+          <w:color w:val="000000"/>
+        </w:rPr>
+        <w:t xml:space="preserve">. Satellites over the </w:t>
+      </w:r>
+      <w:r>
+        <w:rPr>
+          <w:rFonts w:ascii="Times New Roman" w:eastAsia="Arial" w:hAnsi="Times New Roman" w:cs="Times New Roman"/>
+          <w:color w:val="000000"/>
+        </w:rPr>
+        <w:t>A</w:t>
+      </w:r>
+      <w:r>
+        <w:rPr>
+          <w:rFonts w:ascii="Times New Roman" w:eastAsia="Arial" w:hAnsi="Times New Roman" w:cs="Times New Roman"/>
+          <w:color w:val="000000"/>
+        </w:rPr>
+        <w:t xml:space="preserve">mazon capture the choking of the ‘house of god’ by the </w:t>
+      </w:r>
+      <w:r>
+        <w:rPr>
+          <w:rFonts w:ascii="Times New Roman" w:eastAsia="Arial" w:hAnsi="Times New Roman" w:cs="Times New Roman"/>
+          <w:color w:val="000000"/>
+        </w:rPr>
+        <w:t>B</w:t>
+      </w:r>
+      <w:r>
+        <w:rPr>
+          <w:rFonts w:ascii="Times New Roman" w:eastAsia="Arial" w:hAnsi="Times New Roman" w:cs="Times New Roman"/>
+          <w:color w:val="000000"/>
+        </w:rPr>
+        <w:t xml:space="preserve">elo </w:t>
+      </w:r>
+      <w:r>
+        <w:rPr>
+          <w:rFonts w:ascii="Times New Roman" w:eastAsia="Arial" w:hAnsi="Times New Roman" w:cs="Times New Roman"/>
+          <w:color w:val="000000"/>
+        </w:rPr>
+        <w:t>M</w:t>
+      </w:r>
+      <w:r>
+        <w:rPr>
+          <w:rFonts w:ascii="Times New Roman" w:eastAsia="Arial" w:hAnsi="Times New Roman" w:cs="Times New Roman"/>
+          <w:color w:val="000000"/>
+        </w:rPr>
+        <w:t xml:space="preserve">onte dam – they can help find solutions, too. In </w:t>
+      </w:r>
+      <w:r>
+        <w:rPr>
+          <w:rFonts w:ascii="Times New Roman" w:eastAsia="Arial" w:hAnsi="Times New Roman" w:cs="Times New Roman"/>
+          <w:i/>
+          <w:iCs/>
+          <w:color w:val="000000"/>
+        </w:rPr>
         <w:t>The Conversation</w:t>
       </w:r>
       <w:r>
@@ -6745,7 +6782,7 @@
         </w:rPr>
         <w:t xml:space="preserve"> </w:t>
       </w:r>
-      <w:hyperlink r:id="rId44" w:history="1">
+      <w:hyperlink r:id="rId45" w:history="1">
         <w:r>
           <w:rPr>
             <w:rStyle w:val="Hyperlink"/>
@@ -6943,7 +6980,7 @@
         </w:rPr>
         <w:t xml:space="preserve">. </w:t>
       </w:r>
-      <w:hyperlink r:id="rId45" w:history="1">
+      <w:hyperlink r:id="rId46" w:history="1">
         <w:r>
           <w:rPr>
             <w:rStyle w:val="Hyperlink"/>
@@ -7794,7 +7831,7 @@
         </w:rPr>
         <w:t xml:space="preserve"> - </w:t>
       </w:r>
-      <w:hyperlink r:id="rId46" w:history="1">
+      <w:hyperlink r:id="rId47" w:history="1">
         <w:proofErr w:type="spellStart"/>
         <w:r>
           <w:rPr>
@@ -7827,7 +7864,7 @@
         </w:rPr>
         <w:t xml:space="preserve"> </w:t>
       </w:r>
-      <w:hyperlink r:id="rId47" w:history="1">
+      <w:hyperlink r:id="rId48" w:history="1">
         <w:proofErr w:type="spellStart"/>
         <w:r>
           <w:rPr>
@@ -7854,7 +7891,7 @@
       <w:r>
         <w:t xml:space="preserve">, </w:t>
       </w:r>
-      <w:hyperlink r:id="rId48" w:history="1">
+      <w:hyperlink r:id="rId49" w:history="1">
         <w:proofErr w:type="spellStart"/>
         <w:r>
           <w:rPr>
@@ -7980,7 +8017,7 @@
         </w:rPr>
         <w:t xml:space="preserve"> Tool for public use (with link) - </w:t>
       </w:r>
-      <w:hyperlink r:id="rId49" w:history="1">
+      <w:hyperlink r:id="rId50" w:history="1">
         <w:proofErr w:type="spellStart"/>
         <w:r>
           <w:rPr>
@@ -8067,7 +8104,7 @@
         </w:rPr>
         <w:t xml:space="preserve"> </w:t>
       </w:r>
-      <w:hyperlink r:id="rId50" w:history="1">
+      <w:hyperlink r:id="rId51" w:history="1">
         <w:r>
           <w:rPr>
             <w:rStyle w:val="Hyperlink"/>
@@ -8440,7 +8477,7 @@
         </w:rPr>
         <w:t xml:space="preserve"> Framework on GitHub - </w:t>
       </w:r>
-      <w:hyperlink r:id="rId51" w:history="1">
+      <w:hyperlink r:id="rId52" w:history="1">
         <w:r>
           <w:rPr>
             <w:rStyle w:val="Hyperlink"/>
@@ -8714,7 +8751,7 @@
         </w:rPr>
         <w:t xml:space="preserve">Published as a </w:t>
       </w:r>
-      <w:hyperlink r:id="rId52" w:history="1">
+      <w:hyperlink r:id="rId53" w:history="1">
         <w:r>
           <w:rPr>
             <w:rStyle w:val="Hyperlink"/>
@@ -11220,7 +11257,7 @@
           <w:color w:val="000000"/>
         </w:rPr>
       </w:pPr>
-      <w:hyperlink r:id="rId53" w:history="1">
+      <w:hyperlink r:id="rId54" w:history="1">
         <w:r>
           <w:rPr>
             <w:rStyle w:val="Hyperlink"/>
@@ -11253,7 +11290,7 @@
           <w:color w:val="000000"/>
         </w:rPr>
       </w:pPr>
-      <w:hyperlink r:id="rId54" w:history="1">
+      <w:hyperlink r:id="rId55" w:history="1">
         <w:r>
           <w:rPr>
             <w:rStyle w:val="Hyperlink"/>
@@ -11296,7 +11333,7 @@
           <w:color w:val="000000"/>
         </w:rPr>
       </w:pPr>
-      <w:hyperlink r:id="rId55" w:history="1">
+      <w:hyperlink r:id="rId56" w:history="1">
         <w:r>
           <w:rPr>
             <w:rStyle w:val="Hyperlink"/>
@@ -11330,7 +11367,7 @@
           <w:color w:val="000000"/>
         </w:rPr>
       </w:pPr>
-      <w:hyperlink r:id="rId56" w:history="1">
+      <w:hyperlink r:id="rId57" w:history="1">
         <w:proofErr w:type="spellStart"/>
         <w:r>
           <w:rPr>
@@ -11399,7 +11436,7 @@
           <w:color w:val="000000"/>
         </w:rPr>
       </w:pPr>
-      <w:hyperlink r:id="rId57" w:history="1">
+      <w:hyperlink r:id="rId58" w:history="1">
         <w:proofErr w:type="spellStart"/>
         <w:r>
           <w:rPr>
@@ -11420,7 +11457,7 @@
         </w:rPr>
         <w:t xml:space="preserve">, </w:t>
       </w:r>
-      <w:hyperlink r:id="rId58" w:history="1">
+      <w:hyperlink r:id="rId59" w:history="1">
         <w:r>
           <w:rPr>
             <w:rStyle w:val="Hyperlink"/>
@@ -11527,7 +11564,7 @@
         </w:rPr>
         <w:t xml:space="preserve">A detailed document on </w:t>
       </w:r>
-      <w:hyperlink r:id="rId59" w:history="1">
+      <w:hyperlink r:id="rId60" w:history="1">
         <w:proofErr w:type="spellStart"/>
         <w:r>
           <w:rPr>
@@ -11758,7 +11795,7 @@
         </w:rPr>
         <w:t xml:space="preserve"> </w:t>
       </w:r>
-      <w:hyperlink r:id="rId60" w:history="1">
+      <w:hyperlink r:id="rId61" w:history="1">
         <w:r>
           <w:rPr>
             <w:rStyle w:val="Hyperlink"/>
@@ -11869,7 +11906,7 @@
         </w:rPr>
         <w:t xml:space="preserve">, </w:t>
       </w:r>
-      <w:hyperlink r:id="rId61" w:anchor=":~:text=Through%20the%20Integrated%20Rice%20Advisory,how%20much%20their%20crops%20need." w:history="1">
+      <w:hyperlink r:id="rId62" w:anchor=":~:text=Through%20the%20Integrated%20Rice%20Advisory,how%20much%20their%20crops%20need." w:history="1">
         <w:r>
           <w:rPr>
             <w:rStyle w:val="Hyperlink"/>
@@ -12622,7 +12659,7 @@
         </w:rPr>
         <w:t>Dr. Faisal Hossain (</w:t>
       </w:r>
-      <w:hyperlink r:id="rId62" w:history="1">
+      <w:hyperlink r:id="rId63" w:history="1">
         <w:r>
           <w:rPr>
             <w:rStyle w:val="Hyperlink"/>
@@ -12691,7 +12728,7 @@
         </w:rPr>
         <w:t>ky (</w:t>
       </w:r>
-      <w:hyperlink r:id="rId63" w:history="1">
+      <w:hyperlink r:id="rId64" w:history="1">
         <w:r>
           <w:rPr>
             <w:rStyle w:val="Hyperlink"/>
@@ -12752,7 +12789,7 @@
         </w:rPr>
         <w:t xml:space="preserve"> (</w:t>
       </w:r>
-      <w:hyperlink r:id="rId64" w:history="1">
+      <w:hyperlink r:id="rId65" w:history="1">
         <w:r>
           <w:rPr>
             <w:rStyle w:val="Hyperlink"/>
@@ -12784,7 +12821,7 @@
         </w:rPr>
         <w:t>Dr. Nicoleta Cristea (</w:t>
       </w:r>
-      <w:hyperlink r:id="rId65" w:history="1">
+      <w:hyperlink r:id="rId66" w:history="1">
         <w:r>
           <w:rPr>
             <w:rStyle w:val="Hyperlink"/>
@@ -12829,7 +12866,7 @@
         </w:rPr>
         <w:t>(</w:t>
       </w:r>
-      <w:hyperlink r:id="rId66" w:history="1">
+      <w:hyperlink r:id="rId67" w:history="1">
         <w:r>
           <w:rPr>
             <w:rStyle w:val="Hyperlink"/>
@@ -12908,7 +12945,7 @@
         </w:rPr>
         <w:t>Karen Yuen (</w:t>
       </w:r>
-      <w:hyperlink r:id="rId67" w:history="1">
+      <w:hyperlink r:id="rId68" w:history="1">
         <w:r>
           <w:rPr>
             <w:rStyle w:val="Hyperlink"/>
@@ -12980,8 +13017,8 @@
       </w:r>
     </w:p>
     <w:sectPr>
-      <w:footerReference w:type="default" r:id="rId68"/>
-      <w:headerReference w:type="first" r:id="rId69"/>
+      <w:footerReference w:type="default" r:id="rId69"/>
+      <w:headerReference w:type="first" r:id="rId70"/>
       <w:pgSz w:w="12240" w:h="15840"/>
       <w:pgMar w:top="790" w:right="1512" w:bottom="720" w:left="1368" w:header="288" w:footer="288" w:gutter="0"/>
       <w:pgNumType w:start="1"/>
@@ -13031,7 +13068,6 @@
         <w:docPartUnique/>
       </w:docPartObj>
     </w:sdtPr>
-    <w:sdtEndPr/>
     <w:sdtContent>
       <w:sdt>
         <w:sdtPr>
@@ -13044,7 +13080,6 @@
             <w:docPartUnique/>
           </w:docPartObj>
         </w:sdtPr>
-        <w:sdtEndPr/>
         <w:sdtContent>
           <w:p>
             <w:pPr>
@@ -16574,6 +16609,8 @@
   <w:rsids>
     <w:rsidRoot w:val="00134A12"/>
     <w:rsid w:val="00134A12"/>
+    <w:rsid w:val="00195254"/>
+    <w:rsid w:val="001A6D7B"/>
     <w:rsid w:val="00F85127"/>
   </w:rsids>
   <m:mathPr>
@@ -17334,10 +17371,27 @@
 </file>
 
 <file path=customXml/item1.xml><?xml version="1.0" encoding="utf-8"?>
+<?mso-contentType ?>
+<FormTemplates xmlns="http://schemas.microsoft.com/sharepoint/v3/contenttype/forms">
+  <Display>DocumentLibraryForm</Display>
+  <Edit>DocumentLibraryForm</Edit>
+  <New>DocumentLibraryForm</New>
+</FormTemplates>
+</file>
+
+<file path=customXml/item2.xml><?xml version="1.0" encoding="utf-8"?>
 <b:Sources xmlns:b="http://schemas.openxmlformats.org/officeDocument/2006/bibliography" xmlns="http://schemas.openxmlformats.org/officeDocument/2006/bibliography" SelectedStyle="\APASixthEditionOfficeOnline.xsl" StyleName="APA" Version="6"/>
 </file>
 
-<file path=customXml/item2.xml><?xml version="1.0" encoding="utf-8"?>
+<file path=customXml/item3.xml><?xml version="1.0" encoding="utf-8"?>
+<p:properties xmlns:p="http://schemas.microsoft.com/office/2006/metadata/properties" xmlns:xsi="http://www.w3.org/2001/XMLSchema-instance" xmlns:pc="http://schemas.microsoft.com/office/infopath/2007/PartnerControls">
+  <documentManagement>
+    <_activity xmlns="9646e459-4bde-404e-9555-030c2ebd9e12" xsi:nil="true"/>
+  </documentManagement>
+</p:properties>
+</file>
+
+<file path=customXml/item4.xml><?xml version="1.0" encoding="utf-8"?>
 <ct:contentTypeSchema xmlns:ct="http://schemas.microsoft.com/office/2006/metadata/contentType" xmlns:ma="http://schemas.microsoft.com/office/2006/metadata/properties/metaAttributes" ct:_="" ma:_="" ma:contentTypeName="Document" ma:contentTypeID="0x01010085C9DFEECB6AC54FAAEE1485FD913AAF" ma:contentTypeVersion="17" ma:contentTypeDescription="Create a new document." ma:contentTypeScope="" ma:versionID="f9aa19bd37363246b278eb4cb198d68d">
   <xsd:schema xmlns:xsd="http://www.w3.org/2001/XMLSchema" xmlns:xs="http://www.w3.org/2001/XMLSchema" xmlns:p="http://schemas.microsoft.com/office/2006/metadata/properties" xmlns:ns3="0ba63766-de48-4a4c-82a2-a9d4cdea5f06" xmlns:ns4="9646e459-4bde-404e-9555-030c2ebd9e12" targetNamespace="http://schemas.microsoft.com/office/2006/metadata/properties" ma:root="true" ma:fieldsID="ccc54a7995430a5581084528ea90f5a1" ns3:_="" ns4:_="">
     <xsd:import namespace="0ba63766-de48-4a4c-82a2-a9d4cdea5f06"/>
@@ -17582,24 +17636,15 @@
 </ct:contentTypeSchema>
 </file>
 
-<file path=customXml/item3.xml><?xml version="1.0" encoding="utf-8"?>
-<?mso-contentType ?>
-<FormTemplates xmlns="http://schemas.microsoft.com/sharepoint/v3/contenttype/forms">
-  <Display>DocumentLibraryForm</Display>
-  <Edit>DocumentLibraryForm</Edit>
-  <New>DocumentLibraryForm</New>
-</FormTemplates>
+<file path=customXml/itemProps1.xml><?xml version="1.0" encoding="utf-8"?>
+<ds:datastoreItem xmlns:ds="http://schemas.openxmlformats.org/officeDocument/2006/customXml" ds:itemID="{DDA03A13-0025-4C17-893F-9AB1E3AB9EA1}">
+  <ds:schemaRefs>
+    <ds:schemaRef ds:uri="http://schemas.microsoft.com/sharepoint/v3/contenttype/forms"/>
+  </ds:schemaRefs>
+</ds:datastoreItem>
 </file>
 
-<file path=customXml/item4.xml><?xml version="1.0" encoding="utf-8"?>
-<p:properties xmlns:p="http://schemas.microsoft.com/office/2006/metadata/properties" xmlns:xsi="http://www.w3.org/2001/XMLSchema-instance" xmlns:pc="http://schemas.microsoft.com/office/infopath/2007/PartnerControls">
-  <documentManagement>
-    <_activity xmlns="9646e459-4bde-404e-9555-030c2ebd9e12" xsi:nil="true"/>
-  </documentManagement>
-</p:properties>
-</file>
-
-<file path=customXml/itemProps1.xml><?xml version="1.0" encoding="utf-8"?>
+<file path=customXml/itemProps2.xml><?xml version="1.0" encoding="utf-8"?>
 <ds:datastoreItem xmlns:ds="http://schemas.openxmlformats.org/officeDocument/2006/customXml" ds:itemID="{78625006-3FC7-4D0A-8F77-E98A5A47BC15}">
   <ds:schemaRefs>
     <ds:schemaRef ds:uri="http://schemas.openxmlformats.org/officeDocument/2006/bibliography"/>
@@ -17607,7 +17652,17 @@
 </ds:datastoreItem>
 </file>
 
-<file path=customXml/itemProps2.xml><?xml version="1.0" encoding="utf-8"?>
+<file path=customXml/itemProps3.xml><?xml version="1.0" encoding="utf-8"?>
+<ds:datastoreItem xmlns:ds="http://schemas.openxmlformats.org/officeDocument/2006/customXml" ds:itemID="{B98277CB-3187-47C2-A48B-969AE6B2366D}">
+  <ds:schemaRefs>
+    <ds:schemaRef ds:uri="http://schemas.microsoft.com/office/2006/metadata/properties"/>
+    <ds:schemaRef ds:uri="http://schemas.microsoft.com/office/infopath/2007/PartnerControls"/>
+    <ds:schemaRef ds:uri="9646e459-4bde-404e-9555-030c2ebd9e12"/>
+  </ds:schemaRefs>
+</ds:datastoreItem>
+</file>
+
+<file path=customXml/itemProps4.xml><?xml version="1.0" encoding="utf-8"?>
 <ds:datastoreItem xmlns:ds="http://schemas.openxmlformats.org/officeDocument/2006/customXml" ds:itemID="{C53C7AE2-1C09-4348-8BD1-2DA103E96959}">
   <ds:schemaRefs>
     <ds:schemaRef ds:uri="http://schemas.microsoft.com/office/2006/metadata/contentType"/>
@@ -17626,24 +17681,6 @@
 </ds:datastoreItem>
 </file>
 
-<file path=customXml/itemProps3.xml><?xml version="1.0" encoding="utf-8"?>
-<ds:datastoreItem xmlns:ds="http://schemas.openxmlformats.org/officeDocument/2006/customXml" ds:itemID="{DDA03A13-0025-4C17-893F-9AB1E3AB9EA1}">
-  <ds:schemaRefs>
-    <ds:schemaRef ds:uri="http://schemas.microsoft.com/sharepoint/v3/contenttype/forms"/>
-  </ds:schemaRefs>
-</ds:datastoreItem>
-</file>
-
-<file path=customXml/itemProps4.xml><?xml version="1.0" encoding="utf-8"?>
-<ds:datastoreItem xmlns:ds="http://schemas.openxmlformats.org/officeDocument/2006/customXml" ds:itemID="{B98277CB-3187-47C2-A48B-969AE6B2366D}">
-  <ds:schemaRefs>
-    <ds:schemaRef ds:uri="http://schemas.microsoft.com/office/2006/metadata/properties"/>
-    <ds:schemaRef ds:uri="http://schemas.microsoft.com/office/infopath/2007/PartnerControls"/>
-    <ds:schemaRef ds:uri="9646e459-4bde-404e-9555-030c2ebd9e12"/>
-  </ds:schemaRefs>
-</ds:datastoreItem>
-</file>
-
 <file path=docMetadata/LabelInfo.xml><?xml version="1.0" encoding="utf-8"?>
 <clbl:labelList xmlns:clbl="http://schemas.microsoft.com/office/2020/mipLabelMetadata">
   <clbl:label id="{f6b6dd5b-f02f-441a-99a0-162ac5060bd2}" enabled="0" method="" siteId="{f6b6dd5b-f02f-441a-99a0-162ac5060bd2}" removed="1"/>
